--- a/flow/20230914_vu_template/drafts/2024-10-u/06-НД-15_ПП-Томи-г6.docx
+++ b/flow/20230914_vu_template/drafts/2024-10-u/06-НД-15_ПП-Томи-г6.docx
@@ -2907,7 +2907,7 @@
           <w:szCs w:val="24"/>
           <w:rtl w:val="0"/>
         </w:rPr>
-        <w:t xml:space="preserve">Виходить чоловік до свого діла,* і до своєї праці аж до вечора.</w:t>
+        <w:t>Виходить людина до свого діла,* і до своєї праці аж до вечора.</w:t>
       </w:r>
     </w:p>
     <w:p>
@@ -22046,7 +22046,7 @@
           <w:szCs w:val="24"/>
           <w:rtl w:val="0"/>
         </w:rPr>
-        <w:t xml:space="preserve">Мене залічено до тих, що сходять у яму.* Я став як чоловік, що допомоги не має.</w:t>
+        <w:t>Мене залічено до тих, що сходять у яму.* Я став як людина, що допомоги не має.</w:t>
       </w:r>
     </w:p>
     <w:p>
@@ -23518,7 +23518,7 @@
           <w:szCs w:val="24"/>
           <w:rtl w:val="0"/>
         </w:rPr>
-        <w:t xml:space="preserve"> Господи, Боже наш! Ти за покаяння дарував людям відпущення, нам же, як образ пізнання і визнання гріхів, показав покаяння і прощення пророка Давида. Тож, Владико, помилуй з великої милости твоєї нас, що в чимало великих гріхів впали, і по багатстві ласк твоїх очисти беззаконня наші, бо перед тобою згрішили ми, Господи, що невідомі й таємні речі серця людського знаєш, і єдиний ти маєш владу прощати гріхи. Серце ж чисте вчини в нас і Духом владичним утверди нас, і радість спасіння твого яви нам. Не відкинь нас від лиця твого, але дозволь, як Благий і Людинолюбний, аж до останнього нашого віддиху появляти тобі жертву справедливости й приноси на святих твоїх жертовниках, милістю і ласками і людинолюбʼям єдинородного Сина твого, з яким ти є благословенний з пресвятим, добрим і животворчим твоїм Духом, нині й повсякчас, і на віки віків. Амінь.</w:t>
+        <w:t xml:space="preserve"> Господи, Боже наш! Ти за покаяння дарував людям відпущення, нам же, як образ пізнання і визнання гріхів, показав покаяння і прощення пророка Давида. Тож, Владико, помилуй з великої милости твоєї нас, що в чимало великих гріхів впали, і по багатстві ласк твоїх очисти беззаконня наші, бо перед тобою згрішили ми, Господи, що невідомі й таємні речі серця людського знаєш, і єдиний ти маєш владу прощати гріхи. Серце ж чисте вчини в нас і Духом владичним утверди нас, і радість спасіння твого яви нам. Не відкинь нас від лиця твого, але дозволь, як Благий і людинолюбний, аж до останнього нашого віддиху появляти тобі жертву справедливости й приноси на святих твоїх жертовниках, милістю і ласками і людинолюбʼям єдинородного Сина твого, з яким ти є благословенний з пресвятим, добрим і животворчим твоїм Духом, нині й повсякчас, і на віки віків. Амінь.</w:t>
       </w:r>
     </w:p>
     <w:p>
@@ -26859,7 +26859,7 @@
           <w:szCs w:val="24"/>
           <w:rtl w:val="0"/>
         </w:rPr>
-        <w:t xml:space="preserve">: Життєдавця породивши, ти, Діво,* Адама з гріха визволила,* Єві радість замість смутку подала,* а відпалих від життя повернув до нього той,* що з тебе тіло прийняв – Бог і чоловік.</w:t>
+        <w:t>: Життєдавця породивши, ти, Діво,* Адама з гріха визволила,* Єві радість замість смутку подала,* а відпалих від життя повернув до нього той,* що з тебе тіло прийняв – Бог і людина.</w:t>
       </w:r>
     </w:p>
     <w:p>
@@ -27321,7 +27321,7 @@
           <w:szCs w:val="24"/>
           <w:rtl w:val="0"/>
         </w:rPr>
-        <w:t xml:space="preserve">Славний апостол Тома, уловив невірних, як рибу,* і аж до кінців світу навчив кланятися тобі, Христе Боже, з Отцем і Духом.* Ти, єдиний милостивий і чоловіколюбець,* заради нього утверди Церкву твою* і пошли вірним твоє благословення.</w:t>
+        <w:t>Славний апостол Тома, уловив невірних, як рибу,* і аж до кінців світу навчив кланятися тобі, Христе Боже, з Отцем і Духом.* Ти, єдиний милостивий і людинаолюбець,* заради нього утверди Церкву твою* і пошли вірним твоє благословення.</w:t>
       </w:r>
     </w:p>
     <w:p>
@@ -28724,7 +28724,7 @@
           <w:szCs w:val="24"/>
           <w:rtl w:val="0"/>
         </w:rPr>
-        <w:t xml:space="preserve">У той час, першого дня по суботі, рано-вранці, прийшли жінки до гробу, несучи пахощі, які вони приготували, і застали камінь відкочений під гробу. Увійшовши, не знайшли тіла Господа Ісуса. Коли вони не знали, що їм про це думати, два чоловіки з'явились їм у блискучих одежах. Вони налякались і схилили лице додолу, а ті до них сказали: – Чому шукаєте живого між мертвими? Його нема тут: він воскрес. Згадайте, як він промовляв до вас, коли ще був у Галилеї, кажучи: Син Чоловічий має бути виданий грішникам у руки, має бути розп'ятий і третього дня воскреснути. І вони пригадали собі його слова та, вернувшися від гробу, оповіли все те одинадцятьом і всім іншим. То були: Марія Магдалина, Іванна і Марія, мати Якова й інші з ними, що розповідали це апостолам; але їм слова ці здавалися пустою вигадкою і вони не повірили їм. Та Петро встав, побіг до гробу і, нахилившись, побачив лиш пов'язки; і вернувсь назад додому, дивуючись тому, що сталося. </w:t>
+        <w:t xml:space="preserve">У той час, першого дня по суботі, рано-вранці, прийшли жінки до гробу, несучи пахощі, які вони приготували, і застали камінь відкочений під гробу. Увійшовши, не знайшли тіла Господа Ісуса. Коли вони не знали, що їм про це думати, два людинаи з'явились їм у блискучих одежах. Вони налякались і схилили лице додолу, а ті до них сказали: – Чому шукаєте живого між мертвими? Його нема тут: він воскрес. Згадайте, як він промовляв до вас, коли ще був у Галилеї, кажучи: Син Чоловічий має бути виданий грішникам у руки, має бути розп'ятий і третього дня воскреснути. І вони пригадали собі його слова та, вернувшися від гробу, оповіли все те одинадцятьом і всім іншим. То були: Марія Магдалина, Іванна і Марія, мати Якова й інші з ними, що розповідали це апостолам; але їм слова ці здавалися пустою вигадкою і вони не повірили їм. Та Петро встав, побіг до гробу і, нахилившись, побачив лиш пов'язки; і вернувсь назад додому, дивуючись тому, що сталося. </w:t>
       </w:r>
       <w:r>
         <w:rPr>

--- a/flow/20230914_vu_template/drafts/2024-10-u/06-НД-15_ПП-Томи-г6.docx
+++ b/flow/20230914_vu_template/drafts/2024-10-u/06-НД-15_ПП-Томи-г6.docx
@@ -27321,7 +27321,7 @@
           <w:szCs w:val="24"/>
           <w:rtl w:val="0"/>
         </w:rPr>
-        <w:t>Славний апостол Тома, уловив невірних, як рибу,* і аж до кінців світу навчив кланятися тобі, Христе Боже, з Отцем і Духом.* Ти, єдиний милостивий і людинаолюбець,* заради нього утверди Церкву твою* і пошли вірним твоє благословення.</w:t>
+        <w:t>Славний апостол Тома, уловив невірних, як рибу,* і аж до кінців світу навчив кланятися тобі, Христе Боже, з Отцем і Духом.* Ти, єдиний милостивий і людинолюбний,* заради нього утверди Церкву твою* і пошли вірним твоє благословення.</w:t>
       </w:r>
     </w:p>
     <w:p>
@@ -28724,7 +28724,7 @@
           <w:szCs w:val="24"/>
           <w:rtl w:val="0"/>
         </w:rPr>
-        <w:t xml:space="preserve">У той час, першого дня по суботі, рано-вранці, прийшли жінки до гробу, несучи пахощі, які вони приготували, і застали камінь відкочений під гробу. Увійшовши, не знайшли тіла Господа Ісуса. Коли вони не знали, що їм про це думати, два людинаи з'явились їм у блискучих одежах. Вони налякались і схилили лице додолу, а ті до них сказали: – Чому шукаєте живого між мертвими? Його нема тут: він воскрес. Згадайте, як він промовляв до вас, коли ще був у Галилеї, кажучи: Син Чоловічий має бути виданий грішникам у руки, має бути розп'ятий і третього дня воскреснути. І вони пригадали собі його слова та, вернувшися від гробу, оповіли все те одинадцятьом і всім іншим. То були: Марія Магдалина, Іванна і Марія, мати Якова й інші з ними, що розповідали це апостолам; але їм слова ці здавалися пустою вигадкою і вони не повірили їм. Та Петро встав, побіг до гробу і, нахилившись, побачив лиш пов'язки; і вернувсь назад додому, дивуючись тому, що сталося. </w:t>
+        <w:t xml:space="preserve">У той час, першого дня по суботі, рано-вранці, прийшли жінки до гробу, несучи пахощі, які вони приготували, і застали камінь відкочений під гробу. Увійшовши, не знайшли тіла Господа Ісуса. Коли вони не знали, що їм про це думати, два чоловіки з'явились їм у блискучих одежах. Вони налякались і схилили лице додолу, а ті до них сказали: – Чому шукаєте живого між мертвими? Його нема тут: він воскрес. Згадайте, як він промовляв до вас, коли ще був у Галилеї, кажучи: Син Чоловічий має бути виданий грішникам у руки, має бути розп'ятий і третього дня воскреснути. І вони пригадали собі його слова та, вернувшися від гробу, оповіли все те одинадцятьом і всім іншим. То були: Марія Магдалина, Іванна і Марія, мати Якова й інші з ними, що розповідали це апостолам; але їм слова ці здавалися пустою вигадкою і вони не повірили їм. Та Петро встав, побіг до гробу і, нахилившись, побачив лиш пов'язки; і вернувсь назад додому, дивуючись тому, що сталося. </w:t>
       </w:r>
       <w:r>
         <w:rPr>
